--- a/bank/task_09/variant_28.docx
+++ b/bank/task_09/variant_28.docx
@@ -4,20 +4,16 @@
   <w:body>
     <w:p>
       <w:pPr>
-        <w:spacing w:before="240" w:after="240" w:line="240" w:lineRule="auto"/>
-        <w:jc w:val="both"/>
         <w:rPr>
-          <w:rFonts w:ascii="Cambria Math" w:eastAsia="Times New Roman" w:hAnsi="Cambria Math" w:cs="Segoe UI"/>
-          <w:sz w:val="24"/>
+          <w:rFonts w:eastAsia="Times New Roman"/>
           <w:szCs w:val="28"/>
           <w:lang w:eastAsia="ru-RU"/>
         </w:rPr>
       </w:pPr>
       <w:r>
         <w:rPr>
-          <w:rFonts w:ascii="Cambria Math" w:eastAsia="Times New Roman" w:hAnsi="Cambria Math" w:cs="Segoe UI"/>
+          <w:rFonts w:eastAsia="Times New Roman"/>
           <w:bCs/>
-          <w:sz w:val="24"/>
           <w:szCs w:val="28"/>
           <w:lang w:eastAsia="ru-RU"/>
         </w:rPr>
@@ -25,10 +21,8 @@
       </w:r>
       <w:r>
         <w:rPr>
-          <w:rFonts w:ascii="Cambria Math" w:eastAsia="Times New Roman" w:hAnsi="Cambria Math" w:cs="Segoe UI"/>
-          <w:b/>
+          <w:rFonts w:eastAsia="Times New Roman"/>
           <w:bCs/>
-          <w:sz w:val="24"/>
           <w:szCs w:val="28"/>
           <w:lang w:eastAsia="ru-RU"/>
         </w:rPr>
@@ -36,19 +30,16 @@
       </w:r>
       <w:r>
         <w:rPr>
-          <w:rFonts w:ascii="Cambria Math" w:eastAsia="Times New Roman" w:hAnsi="Cambria Math" w:cs="Segoe UI"/>
-          <w:sz w:val="24"/>
+          <w:rFonts w:eastAsia="Times New Roman"/>
           <w:szCs w:val="28"/>
           <w:lang w:eastAsia="ru-RU"/>
         </w:rPr>
-        <w:br/>
         <w:t>При каких значениях </w:t>
       </w:r>
       <m:oMath>
         <m:r>
           <w:rPr>
-            <w:rFonts w:ascii="Cambria Math" w:eastAsia="Times New Roman" w:hAnsi="Cambria Math" w:cs="Times New Roman"/>
-            <w:sz w:val="24"/>
+            <w:rFonts w:ascii="Cambria Math" w:eastAsia="Times New Roman" w:hAnsi="Cambria Math"/>
             <w:szCs w:val="28"/>
             <w:bdr w:val="none" w:sz="0" w:space="0" w:color="auto" w:frame="1"/>
             <w:lang w:eastAsia="ru-RU"/>
@@ -58,8 +49,7 @@
       </m:oMath>
       <w:r>
         <w:rPr>
-          <w:rFonts w:ascii="Cambria Math" w:eastAsia="Times New Roman" w:hAnsi="Cambria Math" w:cs="Segoe UI"/>
-          <w:sz w:val="24"/>
+          <w:rFonts w:eastAsia="Times New Roman"/>
           <w:szCs w:val="28"/>
           <w:lang w:eastAsia="ru-RU"/>
         </w:rPr>
@@ -68,8 +58,7 @@
       <m:oMath>
         <m:r>
           <w:rPr>
-            <w:rFonts w:ascii="Cambria Math" w:eastAsia="Times New Roman" w:hAnsi="Cambria Math" w:cs="Times New Roman"/>
-            <w:sz w:val="24"/>
+            <w:rFonts w:ascii="Cambria Math" w:eastAsia="Times New Roman" w:hAnsi="Cambria Math"/>
             <w:szCs w:val="28"/>
             <w:bdr w:val="none" w:sz="0" w:space="0" w:color="auto" w:frame="1"/>
             <w:lang w:eastAsia="ru-RU"/>
@@ -79,8 +68,7 @@
       </m:oMath>
       <w:r>
         <w:rPr>
-          <w:rFonts w:ascii="Cambria Math" w:eastAsia="Times New Roman" w:hAnsi="Cambria Math" w:cs="Segoe UI"/>
-          <w:sz w:val="24"/>
+          <w:rFonts w:eastAsia="Times New Roman"/>
           <w:szCs w:val="28"/>
           <w:bdr w:val="none" w:sz="0" w:space="0" w:color="auto" w:frame="1"/>
           <w:lang w:eastAsia="ru-RU"/>
@@ -89,8 +77,7 @@
       </w:r>
       <w:r>
         <w:rPr>
-          <w:rFonts w:ascii="Cambria Math" w:eastAsia="Times New Roman" w:hAnsi="Cambria Math" w:cs="Segoe UI"/>
-          <w:sz w:val="24"/>
+          <w:rFonts w:eastAsia="Times New Roman"/>
           <w:szCs w:val="28"/>
           <w:lang w:eastAsia="ru-RU"/>
         </w:rPr>
@@ -98,8 +85,7 @@
       </w:r>
       <w:r>
         <w:rPr>
-          <w:rFonts w:ascii="Cambria Math" w:eastAsia="Times New Roman" w:hAnsi="Cambria Math" w:cs="Segoe UI"/>
-          <w:sz w:val="24"/>
+          <w:rFonts w:eastAsia="Times New Roman"/>
           <w:szCs w:val="28"/>
           <w:lang w:eastAsia="ru-RU"/>
         </w:rPr>
@@ -113,12 +99,33 @@
           <w:ilvl w:val="0"/>
           <w:numId w:val="1"/>
         </w:numPr>
-        <w:spacing w:before="100" w:beforeAutospacing="1" w:after="0" w:line="240" w:lineRule="auto"/>
-        <w:ind w:left="284" w:firstLine="76"/>
-        <w:jc w:val="both"/>
+        <w:spacing w:beforeAutospacing="1"/>
+        <w:ind w:left="284" w:firstLine="0"/>
         <w:rPr>
-          <w:rFonts w:ascii="Cambria Math" w:eastAsia="Times New Roman" w:hAnsi="Cambria Math" w:cs="Segoe UI"/>
-          <w:sz w:val="24"/>
+          <w:rFonts w:ascii="Cambria Math" w:eastAsia="Times New Roman" w:hAnsi="Cambria Math"/>
+          <w:szCs w:val="28"/>
+          <w:bdr w:val="none" w:sz="0" w:space="0" w:color="auto" w:frame="1"/>
+          <w:lang w:eastAsia="ru-RU"/>
+          <w:oMath/>
+        </w:rPr>
+        <w:sectPr>
+          <w:pgSz w:w="11906" w:h="16838"/>
+          <w:pgMar w:top="850" w:right="850" w:bottom="850" w:left="850" w:header="708" w:footer="708" w:gutter="0"/>
+          <w:cols w:space="708"/>
+          <w:docGrid w:linePitch="360"/>
+        </w:sectPr>
+      </w:pPr>
+    </w:p>
+    <w:p>
+      <w:pPr>
+        <w:numPr>
+          <w:ilvl w:val="0"/>
+          <w:numId w:val="1"/>
+        </w:numPr>
+        <w:spacing w:beforeAutospacing="1"/>
+        <w:ind w:left="0" w:firstLine="0"/>
+        <w:rPr>
+          <w:rFonts w:eastAsia="Times New Roman"/>
           <w:szCs w:val="28"/>
           <w:lang w:eastAsia="ru-RU"/>
         </w:rPr>
@@ -126,8 +133,7 @@
       <m:oMath>
         <m:r>
           <w:rPr>
-            <w:rFonts w:ascii="Cambria Math" w:eastAsia="Times New Roman" w:hAnsi="Cambria Math" w:cs="Times New Roman"/>
-            <w:sz w:val="24"/>
+            <w:rFonts w:ascii="Cambria Math" w:eastAsia="Times New Roman" w:hAnsi="Cambria Math"/>
             <w:szCs w:val="28"/>
             <w:bdr w:val="none" w:sz="0" w:space="0" w:color="auto" w:frame="1"/>
             <w:lang w:eastAsia="ru-RU"/>
@@ -138,9 +144,8 @@
           <m:fPr>
             <m:ctrlPr>
               <w:rPr>
-                <w:rFonts w:ascii="Cambria Math" w:eastAsia="Times New Roman" w:hAnsi="Cambria Math" w:cs="Times New Roman"/>
+                <w:rFonts w:ascii="Cambria Math" w:eastAsia="Times New Roman" w:hAnsi="Cambria Math"/>
                 <w:i/>
-                <w:sz w:val="24"/>
                 <w:szCs w:val="28"/>
                 <w:bdr w:val="none" w:sz="0" w:space="0" w:color="auto" w:frame="1"/>
                 <w:lang w:val="en-US" w:eastAsia="ru-RU"/>
@@ -150,8 +155,7 @@
           <m:num>
             <m:r>
               <w:rPr>
-                <w:rFonts w:ascii="Cambria Math" w:eastAsia="Times New Roman" w:hAnsi="Cambria Math" w:cs="Times New Roman"/>
-                <w:sz w:val="24"/>
+                <w:rFonts w:ascii="Cambria Math" w:eastAsia="Times New Roman" w:hAnsi="Cambria Math"/>
                 <w:szCs w:val="28"/>
                 <w:bdr w:val="none" w:sz="0" w:space="0" w:color="auto" w:frame="1"/>
                 <w:lang w:eastAsia="ru-RU"/>
@@ -160,9 +164,8 @@
             </m:r>
             <m:ctrlPr>
               <w:rPr>
-                <w:rFonts w:ascii="Cambria Math" w:eastAsia="Times New Roman" w:hAnsi="Cambria Math" w:cs="Times New Roman"/>
+                <w:rFonts w:ascii="Cambria Math" w:eastAsia="Times New Roman" w:hAnsi="Cambria Math"/>
                 <w:i/>
-                <w:sz w:val="24"/>
                 <w:szCs w:val="28"/>
                 <w:bdr w:val="none" w:sz="0" w:space="0" w:color="auto" w:frame="1"/>
                 <w:lang w:eastAsia="ru-RU"/>
@@ -172,8 +175,7 @@
           <m:den>
             <m:r>
               <w:rPr>
-                <w:rFonts w:ascii="Cambria Math" w:eastAsia="Times New Roman" w:hAnsi="Cambria Math" w:cs="Times New Roman"/>
-                <w:sz w:val="24"/>
+                <w:rFonts w:ascii="Cambria Math" w:eastAsia="Times New Roman" w:hAnsi="Cambria Math"/>
                 <w:szCs w:val="28"/>
                 <w:bdr w:val="none" w:sz="0" w:space="0" w:color="auto" w:frame="1"/>
                 <w:lang w:eastAsia="ru-RU"/>
@@ -194,12 +196,10 @@
           <w:tab w:val="clear" w:pos="720"/>
           <w:tab w:val="num" w:pos="426"/>
         </w:tabs>
-        <w:spacing w:before="100" w:beforeAutospacing="1" w:after="0" w:line="240" w:lineRule="auto"/>
-        <w:ind w:left="284" w:firstLine="76"/>
-        <w:jc w:val="both"/>
+        <w:spacing w:beforeAutospacing="1"/>
+        <w:ind w:left="0" w:firstLine="0"/>
         <w:rPr>
-          <w:rFonts w:ascii="Cambria Math" w:eastAsia="Times New Roman" w:hAnsi="Cambria Math" w:cs="Segoe UI"/>
-          <w:sz w:val="24"/>
+          <w:rFonts w:eastAsia="Times New Roman"/>
           <w:szCs w:val="28"/>
           <w:lang w:eastAsia="ru-RU"/>
         </w:rPr>
@@ -207,8 +207,7 @@
       <m:oMath>
         <m:r>
           <w:rPr>
-            <w:rFonts w:ascii="Cambria Math" w:eastAsia="Times New Roman" w:hAnsi="Cambria Math" w:cs="Times New Roman"/>
-            <w:sz w:val="24"/>
+            <w:rFonts w:ascii="Cambria Math" w:eastAsia="Times New Roman" w:hAnsi="Cambria Math"/>
             <w:szCs w:val="28"/>
             <w:bdr w:val="none" w:sz="0" w:space="0" w:color="auto" w:frame="1"/>
             <w:lang w:eastAsia="ru-RU"/>
@@ -219,9 +218,8 @@
           <m:fPr>
             <m:ctrlPr>
               <w:rPr>
-                <w:rFonts w:ascii="Cambria Math" w:eastAsia="Times New Roman" w:hAnsi="Cambria Math" w:cs="Times New Roman"/>
+                <w:rFonts w:ascii="Cambria Math" w:eastAsia="Times New Roman" w:hAnsi="Cambria Math"/>
                 <w:i/>
-                <w:sz w:val="24"/>
                 <w:szCs w:val="28"/>
                 <w:bdr w:val="none" w:sz="0" w:space="0" w:color="auto" w:frame="1"/>
                 <w:lang w:val="en-US" w:eastAsia="ru-RU"/>
@@ -231,8 +229,7 @@
           <m:num>
             <m:r>
               <w:rPr>
-                <w:rFonts w:ascii="Cambria Math" w:eastAsia="Times New Roman" w:hAnsi="Cambria Math" w:cs="Times New Roman"/>
-                <w:sz w:val="24"/>
+                <w:rFonts w:ascii="Cambria Math" w:eastAsia="Times New Roman" w:hAnsi="Cambria Math"/>
                 <w:szCs w:val="28"/>
                 <w:bdr w:val="none" w:sz="0" w:space="0" w:color="auto" w:frame="1"/>
                 <w:lang w:eastAsia="ru-RU"/>
@@ -241,9 +238,8 @@
             </m:r>
             <m:ctrlPr>
               <w:rPr>
-                <w:rFonts w:ascii="Cambria Math" w:eastAsia="Times New Roman" w:hAnsi="Cambria Math" w:cs="Times New Roman"/>
+                <w:rFonts w:ascii="Cambria Math" w:eastAsia="Times New Roman" w:hAnsi="Cambria Math"/>
                 <w:i/>
-                <w:sz w:val="24"/>
                 <w:szCs w:val="28"/>
                 <w:bdr w:val="none" w:sz="0" w:space="0" w:color="auto" w:frame="1"/>
                 <w:lang w:eastAsia="ru-RU"/>
@@ -253,8 +249,7 @@
           <m:den>
             <m:r>
               <w:rPr>
-                <w:rFonts w:ascii="Cambria Math" w:eastAsia="Times New Roman" w:hAnsi="Cambria Math" w:cs="Times New Roman"/>
-                <w:sz w:val="24"/>
+                <w:rFonts w:ascii="Cambria Math" w:eastAsia="Times New Roman" w:hAnsi="Cambria Math"/>
                 <w:szCs w:val="28"/>
                 <w:bdr w:val="none" w:sz="0" w:space="0" w:color="auto" w:frame="1"/>
                 <w:lang w:eastAsia="ru-RU"/>
@@ -275,12 +270,10 @@
           <w:tab w:val="clear" w:pos="720"/>
           <w:tab w:val="num" w:pos="426"/>
         </w:tabs>
-        <w:spacing w:before="100" w:beforeAutospacing="1" w:after="0" w:line="240" w:lineRule="auto"/>
-        <w:ind w:left="284" w:firstLine="76"/>
-        <w:jc w:val="both"/>
+        <w:spacing w:beforeAutospacing="1"/>
+        <w:ind w:left="0" w:firstLine="0"/>
         <w:rPr>
-          <w:rFonts w:ascii="Cambria Math" w:eastAsia="Times New Roman" w:hAnsi="Cambria Math" w:cs="Segoe UI"/>
-          <w:sz w:val="24"/>
+          <w:rFonts w:eastAsia="Times New Roman"/>
           <w:szCs w:val="28"/>
           <w:lang w:eastAsia="ru-RU"/>
         </w:rPr>
@@ -288,8 +281,7 @@
       <m:oMath>
         <m:r>
           <w:rPr>
-            <w:rFonts w:ascii="Cambria Math" w:eastAsia="Times New Roman" w:hAnsi="Cambria Math" w:cs="Times New Roman"/>
-            <w:sz w:val="24"/>
+            <w:rFonts w:ascii="Cambria Math" w:eastAsia="Times New Roman" w:hAnsi="Cambria Math"/>
             <w:szCs w:val="28"/>
             <w:bdr w:val="none" w:sz="0" w:space="0" w:color="auto" w:frame="1"/>
             <w:lang w:eastAsia="ru-RU"/>
@@ -300,9 +292,8 @@
           <m:fPr>
             <m:ctrlPr>
               <w:rPr>
-                <w:rFonts w:ascii="Cambria Math" w:eastAsia="Times New Roman" w:hAnsi="Cambria Math" w:cs="Times New Roman"/>
+                <w:rFonts w:ascii="Cambria Math" w:eastAsia="Times New Roman" w:hAnsi="Cambria Math"/>
                 <w:i/>
-                <w:sz w:val="24"/>
                 <w:szCs w:val="28"/>
                 <w:bdr w:val="none" w:sz="0" w:space="0" w:color="auto" w:frame="1"/>
                 <w:lang w:val="en-US" w:eastAsia="ru-RU"/>
@@ -312,8 +303,7 @@
           <m:num>
             <m:r>
               <w:rPr>
-                <w:rFonts w:ascii="Cambria Math" w:eastAsia="Times New Roman" w:hAnsi="Cambria Math" w:cs="Times New Roman"/>
-                <w:sz w:val="24"/>
+                <w:rFonts w:ascii="Cambria Math" w:eastAsia="Times New Roman" w:hAnsi="Cambria Math"/>
                 <w:szCs w:val="28"/>
                 <w:bdr w:val="none" w:sz="0" w:space="0" w:color="auto" w:frame="1"/>
                 <w:lang w:eastAsia="ru-RU"/>
@@ -322,9 +312,8 @@
             </m:r>
             <m:ctrlPr>
               <w:rPr>
-                <w:rFonts w:ascii="Cambria Math" w:eastAsia="Times New Roman" w:hAnsi="Cambria Math" w:cs="Times New Roman"/>
+                <w:rFonts w:ascii="Cambria Math" w:eastAsia="Times New Roman" w:hAnsi="Cambria Math"/>
                 <w:i/>
-                <w:sz w:val="24"/>
                 <w:szCs w:val="28"/>
                 <w:bdr w:val="none" w:sz="0" w:space="0" w:color="auto" w:frame="1"/>
                 <w:lang w:eastAsia="ru-RU"/>
@@ -334,8 +323,7 @@
           <m:den>
             <m:r>
               <w:rPr>
-                <w:rFonts w:ascii="Cambria Math" w:eastAsia="Times New Roman" w:hAnsi="Cambria Math" w:cs="Times New Roman"/>
-                <w:sz w:val="24"/>
+                <w:rFonts w:ascii="Cambria Math" w:eastAsia="Times New Roman" w:hAnsi="Cambria Math"/>
                 <w:szCs w:val="28"/>
                 <w:bdr w:val="none" w:sz="0" w:space="0" w:color="auto" w:frame="1"/>
                 <w:lang w:eastAsia="ru-RU"/>
@@ -352,12 +340,10 @@
           <w:ilvl w:val="0"/>
           <w:numId w:val="1"/>
         </w:numPr>
-        <w:spacing w:before="100" w:beforeAutospacing="1" w:after="0" w:line="240" w:lineRule="auto"/>
-        <w:ind w:left="284" w:firstLine="76"/>
-        <w:jc w:val="both"/>
+        <w:spacing w:beforeAutospacing="1"/>
+        <w:ind w:left="0" w:firstLine="0"/>
         <w:rPr>
-          <w:rFonts w:ascii="Cambria Math" w:eastAsia="Times New Roman" w:hAnsi="Cambria Math" w:cs="Segoe UI"/>
-          <w:sz w:val="24"/>
+          <w:rFonts w:eastAsia="Times New Roman"/>
           <w:szCs w:val="28"/>
           <w:lang w:eastAsia="ru-RU"/>
         </w:rPr>
@@ -365,8 +351,7 @@
       <m:oMath>
         <m:r>
           <w:rPr>
-            <w:rFonts w:ascii="Cambria Math" w:eastAsia="Times New Roman" w:hAnsi="Cambria Math" w:cs="Times New Roman"/>
-            <w:sz w:val="24"/>
+            <w:rFonts w:ascii="Cambria Math" w:eastAsia="Times New Roman" w:hAnsi="Cambria Math"/>
             <w:szCs w:val="28"/>
             <w:bdr w:val="none" w:sz="0" w:space="0" w:color="auto" w:frame="1"/>
             <w:lang w:eastAsia="ru-RU"/>
@@ -377,9 +362,8 @@
           <m:fPr>
             <m:ctrlPr>
               <w:rPr>
-                <w:rFonts w:ascii="Cambria Math" w:eastAsia="Times New Roman" w:hAnsi="Cambria Math" w:cs="Times New Roman"/>
+                <w:rFonts w:ascii="Cambria Math" w:eastAsia="Times New Roman" w:hAnsi="Cambria Math"/>
                 <w:i/>
-                <w:sz w:val="24"/>
                 <w:szCs w:val="28"/>
                 <w:bdr w:val="none" w:sz="0" w:space="0" w:color="auto" w:frame="1"/>
                 <w:lang w:val="en-US" w:eastAsia="ru-RU"/>
@@ -389,8 +373,7 @@
           <m:num>
             <m:r>
               <w:rPr>
-                <w:rFonts w:ascii="Cambria Math" w:eastAsia="Times New Roman" w:hAnsi="Cambria Math" w:cs="Times New Roman"/>
-                <w:sz w:val="24"/>
+                <w:rFonts w:ascii="Cambria Math" w:eastAsia="Times New Roman" w:hAnsi="Cambria Math"/>
                 <w:szCs w:val="28"/>
                 <w:bdr w:val="none" w:sz="0" w:space="0" w:color="auto" w:frame="1"/>
                 <w:lang w:eastAsia="ru-RU"/>
@@ -399,9 +382,8 @@
             </m:r>
             <m:ctrlPr>
               <w:rPr>
-                <w:rFonts w:ascii="Cambria Math" w:eastAsia="Times New Roman" w:hAnsi="Cambria Math" w:cs="Times New Roman"/>
+                <w:rFonts w:ascii="Cambria Math" w:eastAsia="Times New Roman" w:hAnsi="Cambria Math"/>
                 <w:i/>
-                <w:sz w:val="24"/>
                 <w:szCs w:val="28"/>
                 <w:bdr w:val="none" w:sz="0" w:space="0" w:color="auto" w:frame="1"/>
                 <w:lang w:eastAsia="ru-RU"/>
@@ -411,8 +393,7 @@
           <m:den>
             <m:r>
               <w:rPr>
-                <w:rFonts w:ascii="Cambria Math" w:eastAsia="Times New Roman" w:hAnsi="Cambria Math" w:cs="Times New Roman"/>
-                <w:sz w:val="24"/>
+                <w:rFonts w:ascii="Cambria Math" w:eastAsia="Times New Roman" w:hAnsi="Cambria Math"/>
                 <w:szCs w:val="28"/>
                 <w:bdr w:val="none" w:sz="0" w:space="0" w:color="auto" w:frame="1"/>
                 <w:lang w:eastAsia="ru-RU"/>
@@ -425,14 +406,20 @@
     </w:p>
     <w:p>
       <w:pPr>
-        <w:rPr>
-          <w:sz w:val="24"/>
-        </w:rPr>
+        <w:sectPr>
+          <w:type w:val="continuous"/>
+          <w:pgSz w:w="11906" w:h="16838"/>
+          <w:pgMar w:top="850" w:right="850" w:bottom="850" w:left="850" w:header="708" w:footer="708" w:gutter="0"/>
+          <w:cols w:num="4" w:space="284"/>
+          <w:docGrid w:linePitch="360"/>
+        </w:sectPr>
       </w:pPr>
     </w:p>
+    <w:p/>
     <w:sectPr>
+      <w:type w:val="continuous"/>
       <w:pgSz w:w="11906" w:h="16838"/>
-      <w:pgMar w:top="1134" w:right="850" w:bottom="1134" w:left="1701" w:header="708" w:footer="708" w:gutter="0"/>
+      <w:pgMar w:top="850" w:right="850" w:bottom="850" w:left="850" w:header="708" w:footer="708" w:gutter="0"/>
       <w:cols w:space="708"/>
       <w:docGrid w:linePitch="360"/>
     </w:sectPr>
@@ -959,6 +946,14 @@
   <w:style w:type="paragraph" w:default="1" w:styleId="a">
     <w:name w:val="Normal"/>
     <w:qFormat/>
+    <w:pPr>
+      <w:spacing w:after="0" w:line="240" w:lineRule="auto"/>
+      <w:jc w:val="both"/>
+    </w:pPr>
+    <w:rPr>
+      <w:rFonts w:ascii="Times New Roman" w:hAnsi="Times New Roman" w:cs="Times New Roman"/>
+      <w:sz w:val="24"/>
+    </w:rPr>
   </w:style>
   <w:style w:type="character" w:default="1" w:styleId="a0">
     <w:name w:val="Default Paragraph Font"/>

--- a/bank/task_09/variant_28.docx
+++ b/bank/task_09/variant_28.docx
@@ -212,7 +212,25 @@
             <w:bdr w:val="none" w:sz="0" w:space="0" w:color="auto" w:frame="1"/>
             <w:lang w:eastAsia="ru-RU"/>
           </w:rPr>
-          <m:t>a&lt;-</m:t>
+          <m:t>a&lt;</m:t>
+        </m:r>
+        <m:r>
+          <w:rPr>
+            <w:rFonts w:ascii="Cambria Math" w:eastAsia="Times New Roman" w:hAnsi="Cambria Math"/>
+            <w:szCs w:val="28"/>
+            <w:bdr w:val="none" w:sz="0" w:space="0" w:color="auto" w:frame="1"/>
+            <w:lang w:eastAsia="ru-RU"/>
+          </w:rPr>
+          <m:t xml:space="preserve"> </m:t>
+        </m:r>
+        <m:r>
+          <w:rPr>
+            <w:rFonts w:ascii="Cambria Math" w:eastAsia="Times New Roman" w:hAnsi="Cambria Math"/>
+            <w:szCs w:val="28"/>
+            <w:bdr w:val="none" w:sz="0" w:space="0" w:color="auto" w:frame="1"/>
+            <w:lang w:eastAsia="ru-RU"/>
+          </w:rPr>
+          <m:t>-</m:t>
         </m:r>
         <m:f>
           <m:fPr>
@@ -356,7 +374,25 @@
             <w:bdr w:val="none" w:sz="0" w:space="0" w:color="auto" w:frame="1"/>
             <w:lang w:eastAsia="ru-RU"/>
           </w:rPr>
-          <m:t>a&lt;-</m:t>
+          <m:t>a&lt;</m:t>
+        </m:r>
+        <m:r>
+          <w:rPr>
+            <w:rFonts w:ascii="Cambria Math" w:eastAsia="Times New Roman" w:hAnsi="Cambria Math"/>
+            <w:szCs w:val="28"/>
+            <w:bdr w:val="none" w:sz="0" w:space="0" w:color="auto" w:frame="1"/>
+            <w:lang w:eastAsia="ru-RU"/>
+          </w:rPr>
+          <m:t xml:space="preserve"> </m:t>
+        </m:r>
+        <m:r>
+          <w:rPr>
+            <w:rFonts w:ascii="Cambria Math" w:eastAsia="Times New Roman" w:hAnsi="Cambria Math"/>
+            <w:szCs w:val="28"/>
+            <w:bdr w:val="none" w:sz="0" w:space="0" w:color="auto" w:frame="1"/>
+            <w:lang w:eastAsia="ru-RU"/>
+          </w:rPr>
+          <m:t>-</m:t>
         </m:r>
         <m:f>
           <m:fPr>
